--- a/seo-content/drenazh-uchastka/02-subservices/vokrug-doma.docx
+++ b/seo-content/drenazh-uchastka/02-subservices/vokrug-doma.docx
@@ -7,7 +7,7 @@
         <w:pStyle w:val="Heading1"/>
       </w:pPr>
       <w:r>
-        <w:t>?????? ?????? ????</w:t>
+        <w:t>Дренаж вокруг дома</w:t>
       </w:r>
     </w:p>
     <w:p>
@@ -37,7 +37,7 @@
         <w:rPr>
           <w:b/>
         </w:rPr>
-        <w:t xml:space="preserve">??????: </w:t>
+        <w:t xml:space="preserve">Шаблон: </w:t>
       </w:r>
       <w:r>
         <w:t>newservicepost.php</w:t>
@@ -51,7 +51,7 @@
         <w:t xml:space="preserve">Intent: </w:t>
       </w:r>
       <w:r>
-        <w:t>????????????: ?????? ??? ???? + ???????????? ????????</w:t>
+        <w:t>Коммерческий: услуга под ключ</w:t>
       </w:r>
     </w:p>
     <w:p>
@@ -59,10 +59,10 @@
         <w:rPr>
           <w:b/>
         </w:rPr>
-        <w:t xml:space="preserve">???????? ???????: </w:t>
+        <w:t xml:space="preserve">Основной кластер: </w:t>
       </w:r>
       <w:r>
-        <w:t>?????? ??????? ?????? ????</w:t>
+        <w:t>дренаж вокруг дома</w:t>
       </w:r>
     </w:p>
     <w:p>
@@ -70,7 +70,7 @@
         <w:pStyle w:val="Heading2"/>
       </w:pPr>
       <w:r>
-        <w:t>SEO-????</w:t>
+        <w:t>SEO-мета</w:t>
       </w:r>
     </w:p>
     <w:p>
@@ -81,7 +81,7 @@
         <w:t xml:space="preserve">Title: </w:t>
       </w:r>
       <w:r>
-        <w:t>?????? ?????? ???? ??? ?????? ?????????? ? ????????? ? ??????????? ???????</w:t>
+        <w:t>Дренаж вокруг дома в Ярославле и Ярославской области</w:t>
       </w:r>
     </w:p>
     <w:p>
@@ -92,7 +92,7 @@
         <w:t xml:space="preserve">H1: </w:t>
       </w:r>
       <w:r>
-        <w:t>?????? ?????? ???? ??? ?????? ??????????</w:t>
+        <w:t>Дренаж вокруг дома под ключ</w:t>
       </w:r>
     </w:p>
     <w:p>
@@ -103,7 +103,7 @@
         <w:t xml:space="preserve">Description: </w:t>
       </w:r>
       <w:r>
-        <w:t>?????? ?????? ???? ??? ?????? ??????????. ????? ?? ???????, ?????? ?????, ?????? ??? ???? ? ????????. ???????? ?? ????????? ? ???????.</w:t>
+        <w:t>Дренаж вокруг дома. Выезд на участок, расчет сметы, монтаж под ключ и гарантия.</w:t>
       </w:r>
     </w:p>
     <w:p>
@@ -111,7 +111,7 @@
         <w:pStyle w:val="Heading2"/>
       </w:pPr>
       <w:r>
-        <w:t>????????? ??????? (3-6)</w:t>
+        <w:t>Вторичные запросы (3-6)</w:t>
       </w:r>
     </w:p>
     <w:p>
@@ -119,7 +119,7 @@
         <w:pStyle w:val="ListBullet"/>
       </w:pPr>
       <w:r>
-        <w:t>?????? ??????? ????</w:t>
+        <w:t>дренаж участка цена</w:t>
       </w:r>
     </w:p>
     <w:p>
@@ -127,7 +127,7 @@
         <w:pStyle w:val="ListBullet"/>
       </w:pPr>
       <w:r>
-        <w:t>?????? ??????? ??? ????</w:t>
+        <w:t>дренаж участка под ключ</w:t>
       </w:r>
     </w:p>
     <w:p>
@@ -135,7 +135,7 @@
         <w:pStyle w:val="ListBullet"/>
       </w:pPr>
       <w:r>
-        <w:t>?????? ??????? ?? ???????</w:t>
+        <w:t>монтаж дренажа на участке</w:t>
       </w:r>
     </w:p>
     <w:p>
@@ -143,7 +143,7 @@
         <w:pStyle w:val="ListBullet"/>
       </w:pPr>
       <w:r>
-        <w:t>????????? ??????? ???????</w:t>
+        <w:t>стоимость дренажа участка</w:t>
       </w:r>
     </w:p>
     <w:p>
@@ -151,7 +151,7 @@
         <w:pStyle w:val="Heading2"/>
       </w:pPr>
       <w:r>
-        <w:t>????? ??? newservicepost (ns87_*)</w:t>
+        <w:t>Блоки под newservicepost (ns87_*)</w:t>
       </w:r>
     </w:p>
     <w:p>
@@ -162,7 +162,7 @@
         <w:t xml:space="preserve">ns87_hero_title: </w:t>
       </w:r>
       <w:r>
-        <w:t>?????? ?????? ???? ??? ?????? ??????????</w:t>
+        <w:t>Дренаж вокруг дома под ключ</w:t>
       </w:r>
     </w:p>
     <w:p>
@@ -173,51 +173,7 @@
         <w:t xml:space="preserve">ns87_hero_subtitle: </w:t>
       </w:r>
       <w:r>
-        <w:t>??????????? ??????? ??? ?????? ??????? ? ????????? ? ????????? ?? ????????.</w:t>
-      </w:r>
-    </w:p>
-    <w:p>
-      <w:r>
-        <w:rPr>
-          <w:b/>
-        </w:rPr>
-        <w:t xml:space="preserve">ns87_hero_btn_primary_text: </w:t>
-      </w:r>
-      <w:r>
-        <w:t>?????????? ?????????</w:t>
-      </w:r>
-    </w:p>
-    <w:p>
-      <w:r>
-        <w:rPr>
-          <w:b/>
-        </w:rPr>
-        <w:t xml:space="preserve">ns87_hero_btn_primary_url: </w:t>
-      </w:r>
-      <w:r>
-        <w:t>#calc</w:t>
-      </w:r>
-    </w:p>
-    <w:p>
-      <w:r>
-        <w:rPr>
-          <w:b/>
-        </w:rPr>
-        <w:t xml:space="preserve">ns87_hero_btn_secondary_text: </w:t>
-      </w:r>
-      <w:r>
-        <w:t>?????????? ????????????</w:t>
-      </w:r>
-    </w:p>
-    <w:p>
-      <w:r>
-        <w:rPr>
-          <w:b/>
-        </w:rPr>
-        <w:t xml:space="preserve">ns87_hero_btn_secondary_url: </w:t>
-      </w:r>
-      <w:r>
-        <w:t>#popup</w:t>
+        <w:t>Подбираем схему под задачу участка и монтируем с гарантией.</w:t>
       </w:r>
     </w:p>
     <w:p>
@@ -228,29 +184,7 @@
         <w:t xml:space="preserve">ns87_problem_title: </w:t>
       </w:r>
       <w:r>
-        <w:t>? ?????? ?????????? ?????? ????????</w:t>
-      </w:r>
-    </w:p>
-    <w:p>
-      <w:r>
-        <w:rPr>
-          <w:b/>
-        </w:rPr>
-        <w:t xml:space="preserve">ns87_problem_text: </w:t>
-      </w:r>
-      <w:r>
-        <w:t>?????????? ?????? ??????? ???? ??????? ? ?????????? ??????????.</w:t>
-      </w:r>
-    </w:p>
-    <w:p>
-      <w:r>
-        <w:rPr>
-          <w:b/>
-        </w:rPr>
-        <w:t xml:space="preserve">ns87_problem_items: </w:t>
-      </w:r>
-      <w:r>
-        <w:t>???? ????? ?????; ????? ??????; ?????????????? ??????</w:t>
+        <w:t>Типовые проблемы участка</w:t>
       </w:r>
     </w:p>
     <w:p>
@@ -261,29 +195,7 @@
         <w:t xml:space="preserve">ns87_solution_title: </w:t>
       </w:r>
       <w:r>
-        <w:t>??? ?????? ??????</w:t>
-      </w:r>
-    </w:p>
-    <w:p>
-      <w:r>
-        <w:rPr>
-          <w:b/>
-        </w:rPr>
-        <w:t xml:space="preserve">ns87_solution_text: </w:t>
-      </w:r>
-      <w:r>
-        <w:t>????????? ????? ???????, ???????????? ??????? ? ?????, ????????? ?????? ? ???????? ?????????????????.</w:t>
-      </w:r>
-    </w:p>
-    <w:p>
-      <w:r>
-        <w:rPr>
-          <w:b/>
-        </w:rPr>
-        <w:t xml:space="preserve">ns87_solution_points: </w:t>
-      </w:r>
-      <w:r>
-        <w:t>?????? ???????; ??????? ?????; ?????? ??? ????; ????????</w:t>
+        <w:t>Как решаем задачу</w:t>
       </w:r>
     </w:p>
     <w:p>
@@ -294,51 +206,7 @@
         <w:t xml:space="preserve">ns87_prices_title: </w:t>
       </w:r>
       <w:r>
-        <w:t>????????? ?????</w:t>
-      </w:r>
-    </w:p>
-    <w:p>
-      <w:r>
-        <w:rPr>
-          <w:b/>
-        </w:rPr>
-        <w:t xml:space="preserve">ns87_price_rows: </w:t>
-      </w:r>
-      <w:r>
-        <w:t>??????? ?????? ?? 2800 ?/?; ??????????? ?????? ?? 4500 ?/?; ??????? ?? 25000 ?</w:t>
-      </w:r>
-    </w:p>
-    <w:p>
-      <w:r>
-        <w:rPr>
-          <w:b/>
-        </w:rPr>
-        <w:t xml:space="preserve">ns87_estimate_title: </w:t>
-      </w:r>
-      <w:r>
-        <w:t>?????? ?????</w:t>
-      </w:r>
-    </w:p>
-    <w:p>
-      <w:r>
-        <w:rPr>
-          <w:b/>
-        </w:rPr>
-        <w:t xml:space="preserve">ns87_estimate_items: </w:t>
-      </w:r>
-      <w:r>
-        <w:t>?????????; ???????? ??????; ??????; ???? ? ????????</w:t>
-      </w:r>
-    </w:p>
-    <w:p>
-      <w:r>
-        <w:rPr>
-          <w:b/>
-        </w:rPr>
-        <w:t xml:space="preserve">ns87_estimate_total: </w:t>
-      </w:r>
-      <w:r>
-        <w:t>?????: ?????????????? ????? ???????</w:t>
+        <w:t>Стоимость работ</w:t>
       </w:r>
     </w:p>
     <w:p>
@@ -349,18 +217,7 @@
         <w:t xml:space="preserve">ns87_faq_title: </w:t>
       </w:r>
       <w:r>
-        <w:t>??????? ?? ??????</w:t>
-      </w:r>
-    </w:p>
-    <w:p>
-      <w:r>
-        <w:rPr>
-          <w:b/>
-        </w:rPr>
-        <w:t xml:space="preserve">ns87_faq_items: </w:t>
-      </w:r>
-      <w:r>
-        <w:t>?????; ????????; ??? ?????? ? ????</w:t>
+        <w:t>Вопросы по услуге</w:t>
       </w:r>
     </w:p>
     <w:p>
@@ -368,7 +225,7 @@
         <w:pStyle w:val="Heading2"/>
       </w:pPr>
       <w:r>
-        <w:t>???????????? (???????? ? ?????/FAQ)</w:t>
+        <w:t>Перелинковка</w:t>
       </w:r>
     </w:p>
     <w:p>
@@ -416,10 +273,10 @@
         <w:rPr>
           <w:b/>
         </w:rPr>
-        <w:t xml:space="preserve">???????? CTA: </w:t>
+        <w:t xml:space="preserve">Основной CTA: </w:t>
       </w:r>
       <w:r>
-        <w:t>???????? ??????, ????? ???????? ?????? ? ??????? ??????? ?????? ??? ??? ???????.</w:t>
+        <w:t>Оставьте заявку, чтобы получить расчет и рабочее решение под ваш участок.</w:t>
       </w:r>
     </w:p>
     <w:sectPr>

--- a/seo-content/drenazh-uchastka/02-subservices/vokrug-doma.docx
+++ b/seo-content/drenazh-uchastka/02-subservices/vokrug-doma.docx
@@ -48,21 +48,10 @@
         <w:rPr>
           <w:b/>
         </w:rPr>
-        <w:t xml:space="preserve">Intent: </w:t>
+        <w:t xml:space="preserve">Интент: </w:t>
       </w:r>
       <w:r>
-        <w:t>Коммерческий: услуга под ключ</w:t>
-      </w:r>
-    </w:p>
-    <w:p>
-      <w:r>
-        <w:rPr>
-          <w:b/>
-        </w:rPr>
-        <w:t xml:space="preserve">Основной кластер: </w:t>
-      </w:r>
-      <w:r>
-        <w:t>дренаж вокруг дома</w:t>
+        <w:t>Коммерческий запрос на защиту фундамента и пристенный дренаж</w:t>
       </w:r>
     </w:p>
     <w:p>
@@ -81,7 +70,7 @@
         <w:t xml:space="preserve">Title: </w:t>
       </w:r>
       <w:r>
-        <w:t>Дренаж вокруг дома в Ярославле и Ярославской области</w:t>
+        <w:t>Дренаж вокруг дома под ключ в Ярославской области</w:t>
       </w:r>
     </w:p>
     <w:p>
@@ -92,7 +81,7 @@
         <w:t xml:space="preserve">H1: </w:t>
       </w:r>
       <w:r>
-        <w:t>Дренаж вокруг дома под ключ</w:t>
+        <w:t>Дренаж вокруг дома для защиты фундамента</w:t>
       </w:r>
     </w:p>
     <w:p>
@@ -103,7 +92,7 @@
         <w:t xml:space="preserve">Description: </w:t>
       </w:r>
       <w:r>
-        <w:t>Дренаж вокруг дома. Выезд на участок, расчет сметы, монтаж под ключ и гарантия.</w:t>
+        <w:t>Пристенный и периметральный дренаж вокруг дома под ключ. Защищаем фундамент, цоколь и подвальные помещения от переувлажнения и подтопления.</w:t>
       </w:r>
     </w:p>
     <w:p>
@@ -111,7 +100,7 @@
         <w:pStyle w:val="Heading2"/>
       </w:pPr>
       <w:r>
-        <w:t>Вторичные запросы (3-6)</w:t>
+        <w:t>Кластер запросов</w:t>
       </w:r>
     </w:p>
     <w:p>
@@ -119,7 +108,7 @@
         <w:pStyle w:val="ListBullet"/>
       </w:pPr>
       <w:r>
-        <w:t>дренаж участка цена</w:t>
+        <w:t>дренаж участка вокруг дома</w:t>
       </w:r>
     </w:p>
     <w:p>
@@ -127,7 +116,7 @@
         <w:pStyle w:val="ListBullet"/>
       </w:pPr>
       <w:r>
-        <w:t>дренаж участка под ключ</w:t>
+        <w:t>дренаж вокруг участка</w:t>
       </w:r>
     </w:p>
     <w:p>
@@ -135,7 +124,7 @@
         <w:pStyle w:val="ListBullet"/>
       </w:pPr>
       <w:r>
-        <w:t>монтаж дренажа на участке</w:t>
+        <w:t>дренаж по периметру участка</w:t>
       </w:r>
     </w:p>
     <w:p>
@@ -143,7 +132,15 @@
         <w:pStyle w:val="ListBullet"/>
       </w:pPr>
       <w:r>
-        <w:t>стоимость дренажа участка</w:t>
+        <w:t>дренаж вдоль участка</w:t>
+      </w:r>
+    </w:p>
+    <w:p>
+      <w:pPr>
+        <w:pStyle w:val="ListBullet"/>
+      </w:pPr>
+      <w:r>
+        <w:t>дренаж вдоль забора внутри участка</w:t>
       </w:r>
     </w:p>
     <w:p>
@@ -151,7 +148,7 @@
         <w:pStyle w:val="Heading2"/>
       </w:pPr>
       <w:r>
-        <w:t>Блоки под newservicepost (ns87_*)</w:t>
+        <w:t>Hero</w:t>
       </w:r>
     </w:p>
     <w:p>
@@ -173,7 +170,37 @@
         <w:t xml:space="preserve">ns87_hero_subtitle: </w:t>
       </w:r>
       <w:r>
-        <w:t>Подбираем схему под задачу участка и монтируем с гарантией.</w:t>
+        <w:t>Решение для домов, где вода подходит к фундаменту, сыреет цоколь и нужна не просто канавка, а надежная система защиты основания.</w:t>
+      </w:r>
+    </w:p>
+    <w:p>
+      <w:r>
+        <w:rPr>
+          <w:b/>
+        </w:rPr>
+        <w:t xml:space="preserve">ns87_hero_btn_primary_text: </w:t>
+      </w:r>
+      <w:r>
+        <w:t>Рассчитать стоимость</w:t>
+      </w:r>
+    </w:p>
+    <w:p>
+      <w:r>
+        <w:rPr>
+          <w:b/>
+        </w:rPr>
+        <w:t xml:space="preserve">ns87_hero_btn_secondary_text: </w:t>
+      </w:r>
+      <w:r>
+        <w:t>Получить консультацию</w:t>
+      </w:r>
+    </w:p>
+    <w:p>
+      <w:pPr>
+        <w:pStyle w:val="Heading2"/>
+      </w:pPr>
+      <w:r>
+        <w:t>Проблема</w:t>
       </w:r>
     </w:p>
     <w:p>
@@ -184,7 +211,50 @@
         <w:t xml:space="preserve">ns87_problem_title: </w:t>
       </w:r>
       <w:r>
-        <w:t>Типовые проблемы участка</w:t>
+        <w:t>Когда нужен дренаж вокруг дома</w:t>
+      </w:r>
+    </w:p>
+    <w:p>
+      <w:r>
+        <w:rPr>
+          <w:b/>
+        </w:rPr>
+        <w:t xml:space="preserve">ns87_problem_text: </w:t>
+      </w:r>
+      <w:r>
+        <w:t>Если после дождя вода стоит у стен, в подвале появляется сырость, отмостка отходит или трескается, а нижняя часть дома страдает от влаги, проблема уже влияет на конструкцию. В таких случаях нужен дренаж вокруг дома, который отводит воду от основания и снижает нагрузку на фундамент.</w:t>
+      </w:r>
+    </w:p>
+    <w:p>
+      <w:pPr>
+        <w:pStyle w:val="ListBullet"/>
+      </w:pPr>
+      <w:r>
+        <w:t>Сырость в цоколе или подвале, мокрые стены и неприятный запах.</w:t>
+      </w:r>
+    </w:p>
+    <w:p>
+      <w:pPr>
+        <w:pStyle w:val="ListBullet"/>
+      </w:pPr>
+      <w:r>
+        <w:t>Промокание прилегающего грунта и разрушение зоны возле отмостки.</w:t>
+      </w:r>
+    </w:p>
+    <w:p>
+      <w:pPr>
+        <w:pStyle w:val="ListBullet"/>
+      </w:pPr>
+      <w:r>
+        <w:t>Риск повреждения благоустройства, если вода не отводится от дома вовремя.</w:t>
+      </w:r>
+    </w:p>
+    <w:p>
+      <w:pPr>
+        <w:pStyle w:val="Heading2"/>
+      </w:pPr>
+      <w:r>
+        <w:t>Решение</w:t>
       </w:r>
     </w:p>
     <w:p>
@@ -195,7 +265,58 @@
         <w:t xml:space="preserve">ns87_solution_title: </w:t>
       </w:r>
       <w:r>
-        <w:t>Как решаем задачу</w:t>
+        <w:t>Как работает пристенный дренаж</w:t>
+      </w:r>
+    </w:p>
+    <w:p>
+      <w:r>
+        <w:rPr>
+          <w:b/>
+        </w:rPr>
+        <w:t xml:space="preserve">ns87_solution_text: </w:t>
+      </w:r>
+      <w:r>
+        <w:t>Мы проектируем схему так, чтобы вода не задерживалась у основания дома и не возвращалась к фундаменту после осадков. В зависимости от объекта это может быть пристенный, периметральный или комбинированный дренаж с подключением к общей схеме по участку.</w:t>
+      </w:r>
+    </w:p>
+    <w:p>
+      <w:pPr>
+        <w:pStyle w:val="ListBullet"/>
+      </w:pPr>
+      <w:r>
+        <w:t>Учитываем конструкцию дома, существующую отмостку и доступ к стенам.</w:t>
+      </w:r>
+    </w:p>
+    <w:p>
+      <w:pPr>
+        <w:pStyle w:val="ListBullet"/>
+      </w:pPr>
+      <w:r>
+        <w:t>Подбираем глубину и трассу так, чтобы защитить фундамент, а не создать новую проблему.</w:t>
+      </w:r>
+    </w:p>
+    <w:p>
+      <w:pPr>
+        <w:pStyle w:val="ListBullet"/>
+      </w:pPr>
+      <w:r>
+        <w:t>Сохраняем возможность обслуживания системы без масштабных раскопок в будущем.</w:t>
+      </w:r>
+    </w:p>
+    <w:p>
+      <w:pPr>
+        <w:pStyle w:val="ListBullet"/>
+      </w:pPr>
+      <w:r>
+        <w:t>При необходимости увязываем решение с ливневой канализацией и общим дренажом участка.</w:t>
+      </w:r>
+    </w:p>
+    <w:p>
+      <w:pPr>
+        <w:pStyle w:val="Heading2"/>
+      </w:pPr>
+      <w:r>
+        <w:t>Цены</w:t>
       </w:r>
     </w:p>
     <w:p>
@@ -206,7 +327,76 @@
         <w:t xml:space="preserve">ns87_prices_title: </w:t>
       </w:r>
       <w:r>
-        <w:t>Стоимость работ</w:t>
+        <w:t>Стоимость дренажа вокруг дома</w:t>
+      </w:r>
+    </w:p>
+    <w:p>
+      <w:r>
+        <w:t>Пристенный дренаж — от 4 200 ₽ за погонный метр</w:t>
+      </w:r>
+    </w:p>
+    <w:p>
+      <w:r>
+        <w:t>Колодцы и ревизия — от 25 000 ₽ за единицу</w:t>
+      </w:r>
+    </w:p>
+    <w:p>
+      <w:r>
+        <w:t>Комплексная защита дома и участка — по расчету после осмотра</w:t>
+      </w:r>
+    </w:p>
+    <w:p>
+      <w:r>
+        <w:rPr>
+          <w:b/>
+        </w:rPr>
+        <w:t xml:space="preserve">ns87_estimate_title: </w:t>
+      </w:r>
+      <w:r>
+        <w:t>Что учитывается в смете</w:t>
+      </w:r>
+    </w:p>
+    <w:p>
+      <w:pPr>
+        <w:pStyle w:val="ListBullet"/>
+      </w:pPr>
+      <w:r>
+        <w:t>Длина периметра дома и глубина заложения системы.</w:t>
+      </w:r>
+    </w:p>
+    <w:p>
+      <w:pPr>
+        <w:pStyle w:val="ListBullet"/>
+      </w:pPr>
+      <w:r>
+        <w:t>Сложность доступа к фундаменту и существующему благоустройству.</w:t>
+      </w:r>
+    </w:p>
+    <w:p>
+      <w:pPr>
+        <w:pStyle w:val="ListBullet"/>
+      </w:pPr>
+      <w:r>
+        <w:t>Количество ревизионных точек, колодцев и объем земляных работ.</w:t>
+      </w:r>
+    </w:p>
+    <w:p>
+      <w:r>
+        <w:rPr>
+          <w:b/>
+        </w:rPr>
+        <w:t xml:space="preserve">ns87_estimate_total: </w:t>
+      </w:r>
+      <w:r>
+        <w:t>Финальная стоимость определяется после осмотра дома и прилегающей территории</w:t>
+      </w:r>
+    </w:p>
+    <w:p>
+      <w:pPr>
+        <w:pStyle w:val="Heading2"/>
+      </w:pPr>
+      <w:r>
+        <w:t>FAQ</w:t>
       </w:r>
     </w:p>
     <w:p>
@@ -217,7 +407,46 @@
         <w:t xml:space="preserve">ns87_faq_title: </w:t>
       </w:r>
       <w:r>
-        <w:t>Вопросы по услуге</w:t>
+        <w:t>FAQ по дренажу вокруг дома</w:t>
+      </w:r>
+    </w:p>
+    <w:p>
+      <w:pPr>
+        <w:pStyle w:val="ListBullet"/>
+      </w:pPr>
+      <w:r>
+        <w:t>Можно ли сделать дренаж вокруг уже построенного дома?</w:t>
+      </w:r>
+    </w:p>
+    <w:p>
+      <w:r>
+        <w:t>Да, это одна из самых частых задач. Главное — учесть существующую отмостку, дорожки, террасы, инженерные сети и выбрать схему, которая не повредит то, что уже сделано на участке.</w:t>
+      </w:r>
+    </w:p>
+    <w:p>
+      <w:pPr>
+        <w:pStyle w:val="ListBullet"/>
+      </w:pPr>
+      <w:r>
+        <w:t>Достаточно ли одной новой отмостки без дренажа?</w:t>
+      </w:r>
+    </w:p>
+    <w:p>
+      <w:r>
+        <w:t>Не всегда. Отмостка защищает поверхность рядом с домом, но если вода давит из грунта или скапливается у основания, без дренажа фундамент все равно будет получать лишнюю влагу.</w:t>
+      </w:r>
+    </w:p>
+    <w:p>
+      <w:pPr>
+        <w:pStyle w:val="ListBullet"/>
+      </w:pPr>
+      <w:r>
+        <w:t>Нужно ли совмещать дренаж вокруг дома с общим дренажом участка?</w:t>
+      </w:r>
+    </w:p>
+    <w:p>
+      <w:r>
+        <w:t>Во многих случаях это лучший вариант. Если участок сам по себе мокрый, пристенный дренаж без общей схемы может решить только часть проблемы.</w:t>
       </w:r>
     </w:p>
     <w:p>
@@ -225,7 +454,7 @@
         <w:pStyle w:val="Heading2"/>
       </w:pPr>
       <w:r>
-        <w:t>Перелинковка</w:t>
+        <w:t>Связанные блоки</w:t>
       </w:r>
     </w:p>
     <w:p>
@@ -249,7 +478,7 @@
         <w:pStyle w:val="ListBullet"/>
       </w:pPr>
       <w:r>
-        <w:t>/drenazh-uchastka/glubinnyy/</w:t>
+        <w:t>/drenazh-uchastka/vysokie-gruntovye-vody/</w:t>
       </w:r>
     </w:p>
     <w:p>
@@ -257,26 +486,12 @@
         <w:pStyle w:val="ListBullet"/>
       </w:pPr>
       <w:r>
-        <w:t>/drenazh-uchastka/poverhnostnyy/</w:t>
-      </w:r>
-    </w:p>
-    <w:p>
-      <w:pPr>
-        <w:pStyle w:val="Heading2"/>
-      </w:pPr>
-      <w:r>
-        <w:t>CTA</w:t>
+        <w:t>/drenazh-uchastka/glubinnyy/</w:t>
       </w:r>
     </w:p>
     <w:p>
       <w:r>
-        <w:rPr>
-          <w:b/>
-        </w:rPr>
-        <w:t xml:space="preserve">Основной CTA: </w:t>
-      </w:r>
-      <w:r>
-        <w:t>Оставьте заявку, чтобы получить расчет и рабочее решение под ваш участок.</w:t>
+        <w:t>Для блока кейсов `selected_real_projects` выбирайте работы, максимально близкие к интенту страницы. Для блока `selected_other_drainage` подберите 3 соседние услуги из кластера дренажа.</w:t>
       </w:r>
     </w:p>
     <w:sectPr>

--- a/seo-content/drenazh-uchastka/02-subservices/vokrug-doma.docx
+++ b/seo-content/drenazh-uchastka/02-subservices/vokrug-doma.docx
@@ -470,7 +470,7 @@
         <w:pStyle w:val="ListBullet"/>
       </w:pPr>
       <w:r>
-        <w:t>/drenazh-uchastka/cena/</w:t>
+        <w:t>/cena-drenazha-uchastka/</w:t>
       </w:r>
     </w:p>
     <w:p>
